--- a/IB/8/Отчёт_8.docx
+++ b/IB/8/Отчёт_8.docx
@@ -3152,139 +3152,11 @@
       </w:r>
     </w:p>
     <w:p>
-      <w:pPr>
-        <w:rPr>
-          <w:lang w:val="en-US"/>
-        </w:rPr>
-      </w:pPr>
       <w:r>
         <w:t xml:space="preserve">На каждом шаге вычисляется новое значение последовательности, а в качестве выходного значения используется младший бит полученного числа. </w:t>
       </w:r>
-      <w:proofErr w:type="spellStart"/>
-      <w:r>
-        <w:rPr>
-          <w:lang w:val="en-US"/>
-        </w:rPr>
-        <w:t>Таким</w:t>
-      </w:r>
-      <w:proofErr w:type="spellEnd"/>
-      <w:r>
-        <w:rPr>
-          <w:lang w:val="en-US"/>
-        </w:rPr>
-        <w:t xml:space="preserve"> </w:t>
-      </w:r>
-      <w:proofErr w:type="spellStart"/>
-      <w:r>
-        <w:rPr>
-          <w:lang w:val="en-US"/>
-        </w:rPr>
-        <w:t>образом</w:t>
-      </w:r>
-      <w:proofErr w:type="spellEnd"/>
-      <w:r>
-        <w:rPr>
-          <w:lang w:val="en-US"/>
-        </w:rPr>
-        <w:t xml:space="preserve"> </w:t>
-      </w:r>
-      <w:proofErr w:type="spellStart"/>
-      <w:r>
-        <w:rPr>
-          <w:lang w:val="en-US"/>
-        </w:rPr>
-        <w:t>формируется</w:t>
-      </w:r>
-      <w:proofErr w:type="spellEnd"/>
-      <w:r>
-        <w:rPr>
-          <w:lang w:val="en-US"/>
-        </w:rPr>
-        <w:t xml:space="preserve"> </w:t>
-      </w:r>
-      <w:proofErr w:type="spellStart"/>
-      <w:r>
-        <w:rPr>
-          <w:lang w:val="en-US"/>
-        </w:rPr>
-        <w:t>бинарная</w:t>
-      </w:r>
-      <w:proofErr w:type="spellEnd"/>
-      <w:r>
-        <w:rPr>
-          <w:lang w:val="en-US"/>
-        </w:rPr>
-        <w:t xml:space="preserve"> </w:t>
-      </w:r>
-      <w:proofErr w:type="spellStart"/>
-      <w:r>
-        <w:rPr>
-          <w:lang w:val="en-US"/>
-        </w:rPr>
-        <w:t>последовательность</w:t>
-      </w:r>
-      <w:proofErr w:type="spellEnd"/>
-      <w:r>
-        <w:rPr>
-          <w:lang w:val="en-US"/>
-        </w:rPr>
-        <w:t xml:space="preserve">, </w:t>
-      </w:r>
-      <w:proofErr w:type="spellStart"/>
-      <w:r>
-        <w:rPr>
-          <w:lang w:val="en-US"/>
-        </w:rPr>
-        <w:t>обладающая</w:t>
-      </w:r>
-      <w:proofErr w:type="spellEnd"/>
-      <w:r>
-        <w:rPr>
-          <w:lang w:val="en-US"/>
-        </w:rPr>
-        <w:t xml:space="preserve"> </w:t>
-      </w:r>
-      <w:proofErr w:type="spellStart"/>
-      <w:r>
-        <w:rPr>
-          <w:lang w:val="en-US"/>
-        </w:rPr>
-        <w:t>высокой</w:t>
-      </w:r>
-      <w:proofErr w:type="spellEnd"/>
-      <w:r>
-        <w:rPr>
-          <w:lang w:val="en-US"/>
-        </w:rPr>
-        <w:t xml:space="preserve"> </w:t>
-      </w:r>
-      <w:proofErr w:type="spellStart"/>
-      <w:r>
-        <w:rPr>
-          <w:lang w:val="en-US"/>
-        </w:rPr>
-        <w:t>криптографической</w:t>
-      </w:r>
-      <w:proofErr w:type="spellEnd"/>
-      <w:r>
-        <w:rPr>
-          <w:lang w:val="en-US"/>
-        </w:rPr>
-        <w:t xml:space="preserve"> </w:t>
-      </w:r>
-      <w:proofErr w:type="spellStart"/>
-      <w:r>
-        <w:rPr>
-          <w:lang w:val="en-US"/>
-        </w:rPr>
-        <w:t>стойкостью</w:t>
-      </w:r>
-      <w:proofErr w:type="spellEnd"/>
-      <w:r>
-        <w:rPr>
-          <w:lang w:val="en-US"/>
-        </w:rPr>
-        <w:t>.</w:t>
+      <w:r>
+        <w:t>Таким образом формируется бинарная последовательность, обладающая высокой криптографической стойкостью.</w:t>
       </w:r>
     </w:p>
     <w:p>
@@ -3328,7 +3200,16 @@
               <w:ind w:firstLine="22"/>
             </w:pPr>
             <w:r>
-              <w:t>const q = 23;</w:t>
+              <w:t xml:space="preserve">const q = </w:t>
+            </w:r>
+            <w:r>
+              <w:rPr>
+                <w:lang w:val="ru-RU"/>
+              </w:rPr>
+              <w:t>15</w:t>
+            </w:r>
+            <w:r>
+              <w:t>;</w:t>
             </w:r>
           </w:p>
           <w:p>
@@ -3352,7 +3233,16 @@
               <w:ind w:firstLine="22"/>
             </w:pPr>
             <w:r>
-              <w:t>let x = 5;</w:t>
+              <w:t xml:space="preserve">let x = </w:t>
+            </w:r>
+            <w:r>
+              <w:rPr>
+                <w:lang w:val="ru-RU"/>
+              </w:rPr>
+              <w:t>4</w:t>
+            </w:r>
+            <w:r>
+              <w:t>;</w:t>
             </w:r>
           </w:p>
           <w:p>
@@ -3674,11 +3564,6 @@
       </w:r>
     </w:p>
     <w:p>
-      <w:pPr>
-        <w:rPr>
-          <w:lang w:val="en-US"/>
-        </w:rPr>
-      </w:pPr>
       <w:r>
         <w:t>Полученная последовательность может быть использована как самостоятельно (например, для анализа статистических свойств), так и в составе криптографических алгоритмов, где требуется генерация псевдослучайных битов.</w:t>
       </w:r>
@@ -3702,49 +3587,46 @@
       <w:bookmarkEnd w:id="11"/>
     </w:p>
     <w:p>
+      <w:r>
+        <w:t xml:space="preserve">Алгоритм </w:t>
+      </w:r>
+      <w:r>
+        <w:rPr>
+          <w:lang w:val="en-US"/>
+        </w:rPr>
+        <w:t>RC</w:t>
+      </w:r>
+      <w:r>
+        <w:t>4 представляет собой потоковый шифр, основанный на генерации псевдослучайной последовательности байтов, которая используется для шифрования данных.</w:t>
+      </w:r>
+    </w:p>
+    <w:p>
+      <w:r>
+        <w:t xml:space="preserve">Алгоритм состоит из двух основных этапов: инициализации внутреннего состояния и генерации ключевого потока. Внутреннее состояние представлено массивом, содержащим перестановку чисел. Размер массива определяется параметром </w:t>
+      </w:r>
+      <w:r>
+        <w:rPr>
+          <w:lang w:val="en-US"/>
+        </w:rPr>
+        <w:t>n</w:t>
+      </w:r>
+      <w:r>
+        <w:t xml:space="preserve"> и равен степени двойки.</w:t>
+      </w:r>
+    </w:p>
+    <w:p>
       <w:pPr>
         <w:spacing w:after="280"/>
-      </w:pPr>
-      <w:r>
-        <w:t xml:space="preserve">Алгоритм </w:t>
-      </w:r>
-      <w:r>
         <w:rPr>
           <w:lang w:val="en-US"/>
         </w:rPr>
-        <w:t>RC</w:t>
-      </w:r>
-      <w:r>
-        <w:t>4 представляет собой потоковый шифр, основанный на генерации псевдослучайной последовательности байтов, которая используется для шифрования данных.</w:t>
-      </w:r>
-    </w:p>
-    <w:p>
-      <w:pPr>
-        <w:spacing w:after="280"/>
-      </w:pPr>
-      <w:r>
-        <w:t xml:space="preserve">Алгоритм состоит из двух основных этапов: инициализации внутреннего состояния и генерации ключевого потока. Внутреннее состояние представлено массивом, содержащим перестановку чисел. Размер массива определяется параметром </w:t>
-      </w:r>
-      <w:r>
-        <w:rPr>
-          <w:lang w:val="en-US"/>
-        </w:rPr>
-        <w:t>n</w:t>
-      </w:r>
-      <w:r>
-        <w:t xml:space="preserve"> и равен степени двойки.</w:t>
-      </w:r>
-    </w:p>
-    <w:p>
-      <w:pPr>
-        <w:spacing w:after="280"/>
-        <w:rPr>
-          <w:lang w:val="en-US"/>
-        </w:rPr>
-      </w:pPr>
+      </w:pPr>
+      <w:r>
+        <w:t xml:space="preserve">На этапе инициализации массив заполняется последовательными значениями, после чего выполняется его перемешивание с использованием </w:t>
+      </w:r>
       <w:r>
         <w:lastRenderedPageBreak/>
-        <w:t xml:space="preserve">На этапе инициализации массив заполняется последовательными значениями, после чего выполняется его перемешивание с использованием ключа. Ключ задается в виде массива чисел и повторяется при необходимости для заполнения вспомогательного массива. </w:t>
+        <w:t xml:space="preserve">ключа. Ключ задается в виде массива чисел и повторяется при необходимости для заполнения вспомогательного массива. </w:t>
       </w:r>
       <w:proofErr w:type="spellStart"/>
       <w:r>
@@ -3911,15 +3793,7 @@
             </w:r>
             <w:proofErr w:type="spellEnd"/>
             <w:r>
-              <w:t xml:space="preserve">] = </w:t>
-            </w:r>
-            <w:proofErr w:type="spellStart"/>
-            <w:r>
-              <w:t>i</w:t>
-            </w:r>
-            <w:proofErr w:type="spellEnd"/>
-            <w:r>
-              <w:t>;</w:t>
+              <w:t>] = i;</w:t>
             </w:r>
           </w:p>
           <w:p>
@@ -4387,13 +4261,13 @@
     <w:p>
       <w:pPr>
         <w:spacing w:after="280"/>
-        <w:rPr>
-          <w:lang w:val="en-US"/>
-        </w:rPr>
-      </w:pPr>
+      </w:pPr>
+      <w:r>
+        <w:t xml:space="preserve">Шифрование выполняется путем побитового сложения символов исходного текста с элементами ключевого потока. Для этого текст </w:t>
+      </w:r>
       <w:r>
         <w:lastRenderedPageBreak/>
-        <w:t>Шифрование выполняется путем побитового сложения символов исходного текста с элементами ключевого потока. Для этого текст предварительно преобразуется в массив числовых кодов. Код операции шифрования представлен в листинге 2.5.</w:t>
+        <w:t>предварительно преобразуется в массив числовых кодов. Код операции шифрования представлен в листинге 2.5.</w:t>
       </w:r>
     </w:p>
     <w:tbl>
@@ -4610,7 +4484,52 @@
         <w:t>BBS</w:t>
       </w:r>
       <w:r>
-        <w:t>. В качестве исходных параметров используются два числа, произведение которых образует модуль генератора, а также начальное значение, взаимно простое с данным модулем.</w:t>
+        <w:t>. В качестве исходных параметров используются два числа</w:t>
+      </w:r>
+      <w:r>
+        <w:t xml:space="preserve"> (</w:t>
+      </w:r>
+      <w:r>
+        <w:rPr>
+          <w:i/>
+          <w:iCs/>
+          <w:lang w:val="en-US"/>
+        </w:rPr>
+        <w:t>p</w:t>
+      </w:r>
+      <w:r>
+        <w:t xml:space="preserve">=23, </w:t>
+      </w:r>
+      <w:r>
+        <w:rPr>
+          <w:i/>
+          <w:iCs/>
+          <w:lang w:val="en-US"/>
+        </w:rPr>
+        <w:t>q</w:t>
+      </w:r>
+      <w:r>
+        <w:t>=15)</w:t>
+      </w:r>
+      <w:r>
+        <w:t>, произведение которых образует модуль генератора, а также начальное значение</w:t>
+      </w:r>
+      <w:r>
+        <w:t xml:space="preserve"> (</w:t>
+      </w:r>
+      <w:r>
+        <w:rPr>
+          <w:i/>
+          <w:iCs/>
+          <w:lang w:val="en-US"/>
+        </w:rPr>
+        <w:t>x</w:t>
+      </w:r>
+      <w:r>
+        <w:t>=4)</w:t>
+      </w:r>
+      <w:r>
+        <w:t>, взаимно простое с данным модулем.</w:t>
       </w:r>
     </w:p>
     <w:p>
@@ -4645,8 +4564,8 @@
       </w:pPr>
       <w:r>
         <w:drawing>
-          <wp:inline distT="0" distB="0" distL="0" distR="0" wp14:anchorId="3BE615E3" wp14:editId="047F59F0">
-            <wp:extent cx="2953162" cy="419158"/>
+          <wp:inline distT="0" distB="0" distL="0" distR="0" wp14:anchorId="1514DD7E" wp14:editId="2440C0EE">
+            <wp:extent cx="3334215" cy="381053"/>
             <wp:effectExtent l="19050" t="19050" r="19050" b="19050"/>
             <wp:docPr id="1" name="Рисунок 1"/>
             <wp:cNvGraphicFramePr>
@@ -4668,7 +4587,7 @@
                   <pic:spPr>
                     <a:xfrm>
                       <a:off x="0" y="0"/>
-                      <a:ext cx="2953162" cy="419158"/>
+                      <a:ext cx="3334215" cy="381053"/>
                     </a:xfrm>
                     <a:prstGeom prst="rect">
                       <a:avLst/>
@@ -4741,6 +4660,9 @@
         <w:t>4)</w:t>
       </w:r>
       <w:bookmarkEnd w:id="14"/>
+      <w:r>
+        <w:t xml:space="preserve"> </w:t>
+      </w:r>
     </w:p>
     <w:p>
       <w:r>
@@ -4767,11 +4689,6 @@
       </w:r>
     </w:p>
     <w:p>
-      <w:pPr>
-        <w:rPr>
-          <w:lang w:val="en-US"/>
-        </w:rPr>
-      </w:pPr>
       <w:r>
         <w:lastRenderedPageBreak/>
         <w:t xml:space="preserve">Шифрование осуществляется путем побитового сложения символов исходного текста с элементами ключевого потока. В результате формируется последовательность чисел, представляющая собой </w:t>
@@ -4860,7 +4777,6 @@
           <w:noProof w:val="0"/>
           <w:kern w:val="0"/>
           <w:szCs w:val="22"/>
-          <w:lang w:val="en-US"/>
           <w14:ligatures w14:val="none"/>
         </w:rPr>
       </w:pPr>
@@ -4906,13 +4822,7 @@
     </w:p>
     <w:p>
       <w:r>
-        <w:t>Зашифрованные данные подвергаются побитовому сложению с элементами гаммы, в результате чего восстанавливаются исходные числовые коды символов. После этого выполняется преобразование кодов обратно в строковое представление.</w:t>
-      </w:r>
-      <w:r>
-        <w:t xml:space="preserve"> </w:t>
-      </w:r>
-      <w:r>
-        <w:t>Пример восстановленного текста представлен на рисунке 3.3.</w:t>
+        <w:t>Зашифрованные данные подвергаются побитовому сложению с элементами гаммы, в результате чего восстанавливаются исходные числовые коды символов. После этого выполняется преобразование кодов обратно в строковое представление. Пример восстановленного текста представлен на рисунке 3.3.</w:t>
       </w:r>
     </w:p>
     <w:p>
@@ -7523,6 +7433,7 @@
   <w:style w:type="character" w:default="1" w:styleId="a0">
     <w:name w:val="Default Paragraph Font"/>
     <w:uiPriority w:val="1"/>
+    <w:semiHidden/>
     <w:unhideWhenUsed/>
   </w:style>
   <w:style w:type="table" w:default="1" w:styleId="a1">
